--- a/ReportLayouts/wanSalesShipment.docx
+++ b/ReportLayouts/wanSalesShipment.docx
@@ -5567,6 +5567,453 @@
  < / N a v W o r d R e p o r t X m l P a r t > 
 </file>
 
+<file path=customXml/item2.xml>��< ? x m l   v e r s i o n = " 1 . 0 "   e n c o d i n g = " u t f - 1 6 " ? > + 
+ < N a v W o r d R e p o r t X m l P a r t   x m l n s = " u r n : m i c r o s o f t - d y n a m i c s - b u s i n e s s c e n t r a l / i n t e r n a l / e x t e n d e d / r e p o r t s / S t a n d a r d _ S a l e s _ S h i p m e n t / 1 3 0 8 / " > + 
+     < T o o l t i p s   / > + 
+     < H e a d e r   E l e m e n t T y p e = " D a t a I t e m "   E l e m e n t I d = " 1 2 4 0 3 7 3 8 8 6 " > + 
+         < B i l l e d T o _ L b l   E l e m e n t T y p e = " C o l u m n "   E l e m e n t I d = " 1 7 4 5 4 4 9 0 7 9 "   D a t a T y p e = " L a b e l " > B i l l e d T o _ L b l < / B i l l e d T o _ L b l > + 
+         < B i l l t o A d d r e s s C a p t i o n   E l e m e n t T y p e = " C o l u m n "   E l e m e n t I d = " 8 7 9 5 9 7 4 9 "   D a t a T y p e = " L a b e l " > B i l l t o A d d r e s s C a p t i o n < / B i l l t o A d d r e s s C a p t i o n > + 
+         < B i l l T o C o n t a c t E m a i l   E l e m e n t T y p e = " C o l u m n "   E l e m e n t I d = " 3 3 5 8 2 7 8 9 5 "   D a t a T y p e = " T e x t " > B i l l T o C o n t a c t E m a i l < / B i l l T o C o n t a c t E m a i l > + 
+         < B i l l T o C o n t a c t E m a i l L b l   E l e m e n t T y p e = " C o l u m n "   E l e m e n t I d = " 2 9 6 4 7 8 3 6 5 "   D a t a T y p e = " L a b e l " > B i l l T o C o n t a c t E m a i l L b l < / B i l l T o C o n t a c t E m a i l L b l > + 
+         < B i l l T o C o n t a c t M o b i l e P h o n e N o   E l e m e n t T y p e = " C o l u m n "   E l e m e n t I d = " 2 4 8 4 8 8 6 9 6 "   D a t a T y p e = " T e x t " > B i l l T o C o n t a c t M o b i l e P h o n e N o < / B i l l T o C o n t a c t M o b i l e P h o n e N o > + 
+         < B i l l T o C o n t a c t M o b i l e P h o n e N o L b l   E l e m e n t T y p e = " C o l u m n "   E l e m e n t I d = " 2 7 6 3 1 1 3 3 8 "   D a t a T y p e = " L a b e l " > B i l l T o C o n t a c t M o b i l e P h o n e N o L b l < / B i l l T o C o n t a c t M o b i l e P h o n e N o L b l > + 
+         < B i l l T o C o n t a c t P h o n e N o   E l e m e n t T y p e = " C o l u m n "   E l e m e n t I d = " 3 6 2 4 7 7 4 8 8 "   D a t a T y p e = " T e x t " > B i l l T o C o n t a c t P h o n e N o < / B i l l T o C o n t a c t P h o n e N o > + 
+         < B i l l T o C o n t a c t P h o n e N o L b l   E l e m e n t T y p e = " C o l u m n "   E l e m e n t I d = " 2 1 2 3 3 4 5 9 6 6 "   D a t a T y p e = " L a b e l " > B i l l T o C o n t a c t P h o n e N o L b l < / B i l l T o C o n t a c t P h o n e N o L b l > + 
+         < B i l l t o C u s t o m e r N o _ L b l   E l e m e n t T y p e = " C o l u m n "   E l e m e n t I d = " 3 6 9 3 0 7 8 1 3 "   D a t a T y p e = " S t r i n g " > B i l l t o C u s t o m e r N o _ L b l < / B i l l t o C u s t o m e r N o _ L b l > + 
+         < B i l l t o C u s t u m e r N o   E l e m e n t T y p e = " C o l u m n "   E l e m e n t I d = " 2 8 0 4 7 3 0 5 8 "   D a t a T y p e = " C o d e " > B i l l t o C u s t u m e r N o < / B i l l t o C u s t u m e r N o > + 
+         < C o m p a n y A d d r e s s 1   E l e m e n t T y p e = " C o l u m n "   E l e m e n t I d = " 1 8 8 4 1 6 4 3 2 3 "   D a t a T y p e = " T e x t " > C o m p a n y A d d r e s s 1 < / C o m p a n y A d d r e s s 1 > + 
+         < C o m p a n y A d d r e s s 2   E l e m e n t T y p e = " C o l u m n "   E l e m e n t I d = " 1 2 4 6 4 6 7 7 0 6 "   D a t a T y p e = " T e x t " > C o m p a n y A d d r e s s 2 < / C o m p a n y A d d r e s s 2 > + 
+         < C o m p a n y A d d r e s s 3   E l e m e n t T y p e = " C o l u m n "   E l e m e n t I d = " 6 0 8 7 7 1 0 8 9 "   D a t a T y p e = " T e x t " > C o m p a n y A d d r e s s 3 < / C o m p a n y A d d r e s s 3 > + 
+         < C o m p a n y A d d r e s s 4   E l e m e n t T y p e = " C o l u m n "   E l e m e n t I d = " 7 7 7 6 8 0 1 1 2 "   D a t a T y p e = " T e x t " > C o m p a n y A d d r e s s 4 < / C o m p a n y A d d r e s s 4 > + 
+         < C o m p a n y A d d r e s s 5   E l e m e n t T y p e = " C o l u m n "   E l e m e n t I d = " 1 3 9 9 8 3 4 9 5 "   D a t a T y p e = " T e x t " > C o m p a n y A d d r e s s 5 < / C o m p a n y A d d r e s s 5 > + 
+         < C o m p a n y A d d r e s s 6   E l e m e n t T y p e = " C o l u m n "   E l e m e n t I d = " 4 9 7 7 1 3 1 2 2 "   D a t a T y p e = " T e x t " > C o m p a n y A d d r e s s 6 < / C o m p a n y A d d r e s s 6 > + 
+         < C o m p a n y A d d r e s s 7   E l e m e n t T y p e = " C o l u m n "   E l e m e n t I d = " 1 1 3 5 4 0 9 7 3 9 "   D a t a T y p e = " T e x t " > C o m p a n y A d d r e s s 7 < / C o m p a n y A d d r e s s 7 > + 
+         < C o m p a n y A d d r e s s 8   E l e m e n t T y p e = " C o l u m n "   E l e m e n t I d = " 1 7 1 5 2 5 5 3 0 0 "   D a t a T y p e = " T e x t " > C o m p a n y A d d r e s s 8 < / C o m p a n y A d d r e s s 8 > + 
+         < C o m p a n y B a n k A c c o u n t N o   E l e m e n t T y p e = " C o l u m n "   E l e m e n t I d = " 3 0 1 4 0 2 0 4 "   D a t a T y p e = " T e x t " > C o m p a n y B a n k A c c o u n t N o < / C o m p a n y B a n k A c c o u n t N o > + 
+         < C o m p a n y B a n k A c c o u n t N o _ L b l   E l e m e n t T y p e = " C o l u m n "   E l e m e n t I d = " 1 0 9 7 7 4 3 3 4 5 "   D a t a T y p e = " L a b e l " > C o m p a n y B a n k A c c o u n t N o _ L b l < / C o m p a n y B a n k A c c o u n t N o _ L b l > + 
+         < C o m p a n y B a n k B r a n c h N o   E l e m e n t T y p e = " C o l u m n "   E l e m e n t I d = " 7 9 3 1 3 3 0 5 7 "   D a t a T y p e = " T e x t " > C o m p a n y B a n k B r a n c h N o < / C o m p a n y B a n k B r a n c h N o > + 
+         < C o m p a n y B a n k B r a n c h N o _ L b l   E l e m e n t T y p e = " C o l u m n "   E l e m e n t I d = " 3 2 7 9 0 6 6 9 2 "   D a t a T y p e = " S t r i n g " > C o m p a n y B a n k B r a n c h N o _ L b l < / C o m p a n y B a n k B r a n c h N o _ L b l > + 
+         < C o m p a n y B a n k N a m e   E l e m e n t T y p e = " C o l u m n "   E l e m e n t I d = " 1 5 3 4 9 0 5 6 0 5 "   D a t a T y p e = " T e x t " > C o m p a n y B a n k N a m e < / C o m p a n y B a n k N a m e > + 
+         < C o m p a n y B a n k N a m e _ L b l   E l e m e n t T y p e = " C o l u m n "   E l e m e n t I d = " 1 2 0 4 3 0 7 0 1 4 "   D a t a T y p e = " L a b e l " > C o m p a n y B a n k N a m e _ L b l < / C o m p a n y B a n k N a m e _ L b l > + 
+         < C o m p a n y C u s t o m G i r o   E l e m e n t T y p e = " C o l u m n "   E l e m e n t I d = " 1 6 7 0 4 7 5 7 9 8 "   D a t a T y p e = " T e x t " > C o m p a n y C u s t o m G i r o < / C o m p a n y C u s t o m G i r o > + 
+         < C o m p a n y C u s t o m G i r o _ L b l   E l e m e n t T y p e = " C o l u m n "   E l e m e n t I d = " 8 9 1 4 3 9 6 2 5 "   D a t a T y p e = " T e x t " > C o m p a n y C u s t o m G i r o _ L b l < / C o m p a n y C u s t o m G i r o _ L b l > + 
+         < C o m p a n y E M a i l   E l e m e n t T y p e = " C o l u m n "   E l e m e n t I d = " 1 6 7 7 0 7 4 0 5 8 "   D a t a T y p e = " T e x t " > C o m p a n y E M a i l < / C o m p a n y E M a i l > + 
+         < C o m p a n y G i r o N o   E l e m e n t T y p e = " C o l u m n "   E l e m e n t I d = " 1 3 6 0 1 9 6 3 2 0 "   D a t a T y p e = " T e x t " > C o m p a n y G i r o N o < / C o m p a n y G i r o N o > + 
+         < C o m p a n y G i r o N o _ L b l   E l e m e n t T y p e = " C o l u m n "   E l e m e n t I d = " 8 6 1 6 0 2 1 1 5 "   D a t a T y p e = " L a b e l " > C o m p a n y G i r o N o _ L b l < / C o m p a n y G i r o N o _ L b l > + 
+         < C o m p a n y H o m e P a g e   E l e m e n t T y p e = " C o l u m n "   E l e m e n t I d = " 1 9 8 9 1 8 8 7 0 "   D a t a T y p e = " T e x t " > C o m p a n y H o m e P a g e < / C o m p a n y H o m e P a g e > + 
+         < C o m p a n y I B A N   E l e m e n t T y p e = " C o l u m n "   E l e m e n t I d = " 9 0 6 5 4 9 1 8 2 "   D a t a T y p e = " C o d e " > C o m p a n y I B A N < / C o m p a n y I B A N > + 
+         < C o m p a n y I B A N _ L b l   E l e m e n t T y p e = " C o l u m n "   E l e m e n t I d = " 1 2 6 7 9 5 2 2 2 7 "   D a t a T y p e = " S t r i n g " > C o m p a n y I B A N _ L b l < / C o m p a n y I B A N _ L b l > + 
+         < C o m p a n y L e g a l O f f i c e   E l e m e n t T y p e = " C o l u m n "   E l e m e n t I d = " 7 1 4 2 5 8 1 1 1 "   D a t a T y p e = " T e x t " > C o m p a n y L e g a l O f f i c e < / C o m p a n y L e g a l O f f i c e > + 
+         < C o m p a n y L e g a l O f f i c e _ L b l   E l e m e n t T y p e = " C o l u m n "   E l e m e n t I d = " 1 5 3 3 1 7 5 1 0 8 "   D a t a T y p e = " T e x t " > C o m p a n y L e g a l O f f i c e _ L b l < / C o m p a n y L e g a l O f f i c e _ L b l > + 
+         < C o m p a n y L e g a l S t a t e m e n t   E l e m e n t T y p e = " C o l u m n "   E l e m e n t I d = " 4 4 8 3 5 8 8 7 6 "   D a t a T y p e = " T e x t " > C o m p a n y L e g a l S t a t e m e n t < / C o m p a n y L e g a l S t a t e m e n t > + 
+         < C o m p a n y L o g o P o s i t i o n   E l e m e n t T y p e = " C o l u m n "   E l e m e n t I d = " 1 4 2 5 2 6 6 6 8 8 "   D a t a T y p e = " I n t e g e r " > C o m p a n y L o g o P o s i t i o n < / C o m p a n y L o g o P o s i t i o n > + 
+         < C o m p a n y P h o n e N o   E l e m e n t T y p e = " C o l u m n "   E l e m e n t I d = " 2 5 0 4 4 0 6 5 5 "   D a t a T y p e = " T e x t " > C o m p a n y P h o n e N o < / C o m p a n y P h o n e N o > + 
+         < C o m p a n y P h o n e N o _ L b l   E l e m e n t T y p e = " C o l u m n "   E l e m e n t I d = " 5 5 8 5 9 3 5 8 6 "   D a t a T y p e = " L a b e l " > C o m p a n y P h o n e N o _ L b l < / C o m p a n y P h o n e N o _ L b l > + 
+         < C o m p a n y P i c t u r e   E l e m e n t T y p e = " C o l u m n "   E l e m e n t I d = " 1 3 9 7 4 1 1 0 7 4 "   D a t a T y p e = " B l o b "   / > + 
+         < C o m p a n y R e g i s t r a t i o n N u m b e r   E l e m e n t T y p e = " C o l u m n "   E l e m e n t I d = " 2 0 2 3 6 3 9 4 2 4 "   D a t a T y p e = " T e x t " > C o m p a n y R e g i s t r a t i o n N u m b e r < / C o m p a n y R e g i s t r a t i o n N u m b e r > + 
+         < C o m p a n y R e g i s t r a t i o n N u m b e r _ L b l   E l e m e n t T y p e = " C o l u m n "   E l e m e n t I d = " 1 8 3 3 1 0 6 6 5 3 "   D a t a T y p e = " T e x t " > C o m p a n y R e g i s t r a t i o n N u m b e r _ L b l < / C o m p a n y R e g i s t r a t i o n N u m b e r _ L b l > + 
+         < C o m p a n y S W I F T   E l e m e n t T y p e = " C o l u m n "   E l e m e n t I d = " 6 6 8 2 5 0 2 4 5 "   D a t a T y p e = " C o d e " > C o m p a n y S W I F T < / C o m p a n y S W I F T > + 
+         < C o m p a n y S W I F T _ L b l   E l e m e n t T y p e = " C o l u m n "   E l e m e n t I d = " 2 0 2 9 5 9 7 3 8 4 "   D a t a T y p e = " S t r i n g " > C o m p a n y S W I F T _ L b l < / C o m p a n y S W I F T _ L b l > + 
+         < C o m p a n y V A T R e g i s t r a t i o n N o   E l e m e n t T y p e = " C o l u m n "   E l e m e n t I d = " 1 9 1 4 0 1 3 6 4 9 "   D a t a T y p e = " T e x t " > C o m p a n y V A T R e g i s t r a t i o n N o < / C o m p a n y V A T R e g i s t r a t i o n N o > + 
+         < C o m p a n y V A T R e g i s t r a t i o n N o _ L b l   E l e m e n t T y p e = " C o l u m n "   E l e m e n t I d = " 9 2 4 5 0 3 1 2 4 "   D a t a T y p e = " T e x t " > C o m p a n y V A T R e g i s t r a t i o n N o _ L b l < / C o m p a n y V A T R e g i s t r a t i o n N o _ L b l > + 
+         < C o m p a n y V A T R e g N o   E l e m e n t T y p e = " C o l u m n "   E l e m e n t I d = " 1 7 1 4 3 1 9 3 6 "   D a t a T y p e = " T e x t " > C o m p a n y V A T R e g N o < / C o m p a n y V A T R e g N o > + 
+         < C o m p a n y V A T R e g N o _ L b l   E l e m e n t T y p e = " C o l u m n "   E l e m e n t I d = " 7 7 3 2 0 1 5 0 1 "   D a t a T y p e = " T e x t " > C o m p a n y V A T R e g N o _ L b l < / C o m p a n y V A T R e g N o _ L b l > + 
+         < C o n t a c t _ L b l   E l e m e n t T y p e = " C o l u m n "   E l e m e n t I d = " 1 1 5 5 0 9 4 7 5 2 "   D a t a T y p e = " T e x t " > C o n t a c t _ L b l < / C o n t a c t _ L b l > + 
+         < C o p y _ L b l   E l e m e n t T y p e = " C o l u m n "   E l e m e n t I d = " 6 0 4 7 8 2 7 8 1 "   D a t a T y p e = " L a b e l " > C o p y _ L b l < / C o p y _ L b l > + 
+         < C u s t o m e r A d d r e s s 1   E l e m e n t T y p e = " C o l u m n "   E l e m e n t I d = " 1 8 0 1 9 6 6 4 5 4 "   D a t a T y p e = " T e x t " > C u s t o m e r A d d r e s s 1 < / C u s t o m e r A d d r e s s 1 > + 
+         < C u s t o m e r A d d r e s s 2   E l e m e n t T y p e = " C o l u m n "   E l e m e n t I d = " 1 1 6 4 2 6 9 8 3 7 "   D a t a T y p e = " T e x t " > C u s t o m e r A d d r e s s 2 < / C u s t o m e r A d d r e s s 2 > + 
+         < C u s t o m e r A d d r e s s 3   E l e m e n t T y p e = " C o l u m n "   E l e m e n t I d = " 5 2 6 5 7 3 2 2 0 "   D a t a T y p e = " T e x t " > C u s t o m e r A d d r e s s 3 < / C u s t o m e r A d d r e s s 3 > + 
+         < C u s t o m e r A d d r e s s 4   E l e m e n t T y p e = " C o l u m n "   E l e m e n t I d = " 1 1 1 1 2 3 3 9 7 "   D a t a T y p e = " T e x t " > C u s t o m e r A d d r e s s 4 < / C u s t o m e r A d d r e s s 4 > + 
+         < C u s t o m e r A d d r e s s 5   E l e m e n t T y p e = " C o l u m n "   E l e m e n t I d = " 7 4 8 8 2 0 0 1 4 "   D a t a T y p e = " T e x t " > C u s t o m e r A d d r e s s 5 < / C u s t o m e r A d d r e s s 5 > + 
+         < C u s t o m e r A d d r e s s 6   E l e m e n t T y p e = " C o l u m n "   E l e m e n t I d = " 1 3 8 6 5 1 6 6 3 1 "   D a t a T y p e = " T e x t " > C u s t o m e r A d d r e s s 6 < / C u s t o m e r A d d r e s s 6 > + 
+         < C u s t o m e r A d d r e s s 7   E l e m e n t T y p e = " C o l u m n "   E l e m e n t I d = " 2 0 2 4 2 1 3 2 4 8 "   D a t a T y p e = " T e x t " > C u s t o m e r A d d r e s s 7 < / C u s t o m e r A d d r e s s 7 > + 
+         < C u s t o m e r A d d r e s s 8   E l e m e n t T y p e = " C o l u m n "   E l e m e n t I d = " 1 0 4 8 6 9 8 5 8 5 "   D a t a T y p e = " T e x t " > C u s t o m e r A d d r e s s 8 < / C u s t o m e r A d d r e s s 8 > + 
+         < C u s t o m e r P o s t a l B a r C o d e   E l e m e n t T y p e = " C o l u m n "   E l e m e n t I d = " 3 9 8 5 8 0 6 8 8 "   D a t a T y p e = " T e x t " > C u s t o m e r P o s t a l B a r C o d e < / C u s t o m e r P o s t a l B a r C o d e > + 
+         < D e s c r i p t i o n C a p t i o n   E l e m e n t T y p e = " C o l u m n "   E l e m e n t I d = " 2 0 7 7 2 1 6 5 1 5 "   D a t a T y p e = " L a b e l " > D e s c r i p t i o n C a p t i o n < / D e s c r i p t i o n C a p t i o n > + 
+         < D o c u m e n t D a t e   E l e m e n t T y p e = " C o l u m n "   E l e m e n t I d = " 5 5 2 8 7 1 9 1 4 "   D a t a T y p e = " S t r i n g " > D o c u m e n t D a t e < / D o c u m e n t D a t e > + 
+         < D o c u m e n t D a t e _ L b l   E l e m e n t T y p e = " C o l u m n "   E l e m e n t I d = " 1 0 2 6 4 9 4 8 3 "   D a t a T y p e = " S t r i n g " > D o c u m e n t D a t e _ L b l < / D o c u m e n t D a t e _ L b l > + 
+         < D o c u m e n t N o   E l e m e n t T y p e = " C o l u m n "   E l e m e n t I d = " 9 7 0 3 5 0 5 3 9 "   D a t a T y p e = " C o d e " > D o c u m e n t N o < / D o c u m e n t N o > + 
+         < D o c u m e n t N o _ L b l   E l e m e n t T y p e = " C o l u m n "   E l e m e n t I d = " 7 8 9 7 9 5 9 7 8 "   D a t a T y p e = " L a b e l " > D o c u m e n t N o _ L b l < / D o c u m e n t N o _ L b l > + 
+         < D o c u m e n t T i t l e _ L b l   E l e m e n t T y p e = " C o l u m n "   E l e m e n t I d = " 8 5 8 4 2 3 9 2 9 "   D a t a T y p e = " T e x t " > D o c u m e n t T i t l e _ L b l < / D o c u m e n t T i t l e _ L b l > + 
+         < D u e D a t e   E l e m e n t T y p e = " C o l u m n "   E l e m e n t I d = " 7 4 5 1 7 0 2 0 3 "   D a t a T y p e = " S t r i n g " > D u e D a t e < / D u e D a t e > + 
+         < D u e D a t e _ L b l   E l e m e n t T y p e = " C o l u m n "   E l e m e n t I d = " 1 6 4 8 2 8 4 6 4 8 "   D a t a T y p e = " S t r i n g " > D u e D a t e _ L b l < / D u e D a t e _ L b l > + 
+         < E M a i l _ H e a d e r _ L b l   E l e m e n t T y p e = " C o l u m n "   E l e m e n t I d = " 5 1 3 1 7 0 8 0 4 "   D a t a T y p e = " L a b e l " > E M a i l _ H e a d e r _ L b l < / E M a i l _ H e a d e r _ L b l > + 
+         < E x t e r n a l D o c u m e n t N o   E l e m e n t T y p e = " C o l u m n "   E l e m e n t I d = " 7 3 3 9 5 3 9 6 6 "   D a t a T y p e = " C o d e " > E x t e r n a l D o c u m e n t N o < / E x t e r n a l D o c u m e n t N o > + 
+         < E x t e r n a l D o c u m e n t N o _ L b l   E l e m e n t T y p e = " C o l u m n "   E l e m e n t I d = " 4 2 3 3 1 2 2 6 9 "   D a t a T y p e = " S t r i n g " > E x t e r n a l D o c u m e n t N o _ L b l < / E x t e r n a l D o c u m e n t N o _ L b l > + 
+         < F r o m _ L b l   E l e m e n t T y p e = " C o l u m n "   E l e m e n t I d = " 4 8 5 4 2 6 1 3 8 "   D a t a T y p e = " L a b e l " > F r o m _ L b l < / F r o m _ L b l > + 
+         < G l o b a l L o c a t i o n N u m b e r   E l e m e n t T y p e = " C o l u m n "   E l e m e n t I d = " 1 5 0 0 3 7 2 8 0 0 "   D a t a T y p e = " T e x t " > G l o b a l L o c a t i o n N u m b e r < / G l o b a l L o c a t i o n N u m b e r > + 
+         < G l o b a l L o c a t i o n N u m b e r _ L b l   E l e m e n t T y p e = " C o l u m n "   E l e m e n t I d = " 1 7 5 0 9 1 3 8 9 1 "   D a t a T y p e = " T e x t " > G l o b a l L o c a t i o n N u m b e r _ L b l < / G l o b a l L o c a t i o n N u m b e r _ L b l > + 
+         < H o m e P a g e _ H e a d e r _ L b l   E l e m e n t T y p e = " C o l u m n "   E l e m e n t I d = " 1 8 7 9 7 2 5 0 8 4 "   D a t a T y p e = " L a b e l " > H o m e P a g e _ H e a d e r _ L b l < / H o m e P a g e _ H e a d e r _ L b l > + 
+         < L e g a l E n t i t y T y p e   E l e m e n t T y p e = " C o l u m n "   E l e m e n t I d = " 2 0 5 1 8 7 3 5 6 3 "   D a t a T y p e = " T e x t " > L e g a l E n t i t y T y p e < / L e g a l E n t i t y T y p e > + 
+         < L e g a l E n t i t y T y p e _ L b l   E l e m e n t T y p e = " C o l u m n "   E l e m e n t I d = " 2 0 8 0 2 2 4 7 9 2 "   D a t a T y p e = " T e x t " > L e g a l E n t i t y T y p e _ L b l < / L e g a l E n t i t y T y p e _ L b l > + 
+         < L o t N o C a p t i o n   E l e m e n t T y p e = " C o l u m n "   E l e m e n t I d = " 6 2 9 7 2 5 6 5 9 "   D a t a T y p e = " L a b e l " > L o t N o C a p t i o n < / L o t N o C a p t i o n > + 
+         < N o C a p t i o n   E l e m e n t T y p e = " C o l u m n "   E l e m e n t I d = " 1 4 1 4 2 7 1 3 9 0 "   D a t a T y p e = " L a b e l " > N o C a p t i o n < / N o C a p t i o n > + 
+         < O r d e r N o   E l e m e n t T y p e = " C o l u m n "   E l e m e n t I d = " 1 4 6 6 4 7 3 8 8 6 "   D a t a T y p e = " C o d e " > O r d e r N o < / O r d e r N o > + 
+         < O r d e r N o _ L b l   E l e m e n t T y p e = " C o l u m n "   E l e m e n t I d = " 1 9 9 1 0 6 2 5 2 9 "   D a t a T y p e = " S t r i n g " > O r d e r N o _ L b l < / O r d e r N o _ L b l > + 
+         < P a c k a g e T r a c k i n g N o   E l e m e n t T y p e = " C o l u m n "   E l e m e n t I d = " 1 2 4 4 8 2 6 1 5 9 "   D a t a T y p e = " T e x t " > P a c k a g e T r a c k i n g N o < / P a c k a g e T r a c k i n g N o > + 
+         < P a c k a g e T r a c k i n g N o _ L b l   E l e m e n t T y p e = " C o l u m n "   E l e m e n t I d = " 2 1 9 3 5 6 7 5 6 "   D a t a T y p e = " S t r i n g " > P a c k a g e T r a c k i n g N o _ L b l < / P a c k a g e T r a c k i n g N o _ L b l > + 
+         < P a g e _ L b l   E l e m e n t T y p e = " C o l u m n "   E l e m e n t I d = " 6 8 0 6 4 8 0 9 1 "   D a t a T y p e = " L a b e l " > P a g e _ L b l < / P a g e _ L b l > + 
+         < P r i c e s I n c l u d i n g V A T   E l e m e n t T y p e = " C o l u m n "   E l e m e n t I d = " 5 1 8 8 1 7 1 6 7 "   D a t a T y p e = " B o o l e a n " > P r i c e s I n c l u d i n g V A T < / P r i c e s I n c l u d i n g V A T > + 
+         < P r i c e s I n c l u d i n g V A T Y e s N o   E l e m e n t T y p e = " C o l u m n "   E l e m e n t I d = " 1 4 1 1 1 4 7 5 9 9 "   D a t a T y p e = " S t r i n g " > P r i c e s I n c l u d i n g V A T Y e s N o < / P r i c e s I n c l u d i n g V A T Y e s N o > + 
+         < P r i c e s I n c l u d i n g V A T _ L b l   E l e m e n t T y p e = " C o l u m n "   E l e m e n t I d = " 1 3 7 7 9 7 9 4 4 4 "   D a t a T y p e = " S t r i n g " > P r i c e s I n c l u d i n g V A T _ L b l < / P r i c e s I n c l u d i n g V A T _ L b l > + 
+         < Q u a n t i t y C a p t i o n   E l e m e n t T y p e = " C o l u m n "   E l e m e n t I d = " 2 0 9 3 0 5 2 9 8 4 "   D a t a T y p e = " L a b e l " > Q u a n t i t y C a p t i o n < / Q u a n t i t y C a p t i o n > + 
+         < Q u e s t i o n s _ L b l   E l e m e n t T y p e = " C o l u m n "   E l e m e n t I d = " 2 0 7 0 8 9 0 0 1 9 "   D a t a T y p e = " L a b e l " > Q u e s t i o n s _ L b l < / Q u e s t i o n s _ L b l > + 
+         < S a l e s P e r s o n B l a n k _ L b l   E l e m e n t T y p e = " C o l u m n "   E l e m e n t I d = " 6 5 4 6 2 4 6 0 1 "   D a t a T y p e = " T e x t " > S a l e s P e r s o n B l a n k _ L b l < / S a l e s P e r s o n B l a n k _ L b l > + 
+         < S a l e s P e r s o n N a m e   E l e m e n t T y p e = " C o l u m n "   E l e m e n t I d = " 8 7 1 4 9 2 9 8 3 "   D a t a T y p e = " T e x t " > S a l e s P e r s o n N a m e < / S a l e s P e r s o n N a m e > + 
+         < S a l e s P e r s o n _ L b l   E l e m e n t T y p e = " C o l u m n "   E l e m e n t I d = " 1 5 6 4 1 9 6 3 6 5 "   D a t a T y p e = " L a b e l " > S a l e s P e r s o n _ L b l < / S a l e s P e r s o n _ L b l > + 
+         < S e l l T o C o n t a c t E m a i l   E l e m e n t T y p e = " C o l u m n "   E l e m e n t I d = " 2 6 2 8 2 4 5 6 4 "   D a t a T y p e = " T e x t " > S e l l T o C o n t a c t E m a i l < / S e l l T o C o n t a c t E m a i l > + 
+         < S e l l T o C o n t a c t E m a i l L b l   E l e m e n t T y p e = " C o l u m n "   E l e m e n t I d = " 3 7 0 9 2 0 3 7 4 "   D a t a T y p e = " L a b e l " > S e l l T o C o n t a c t E m a i l L b l < / S e l l T o C o n t a c t E m a i l L b l > + 
+         < S e l l T o C o n t a c t M o b i l e P h o n e N o   E l e m e n t T y p e = " C o l u m n "   E l e m e n t I d = " 1 8 4 3 5 8 7 4 7 "   D a t a T y p e = " T e x t " > S e l l T o C o n t a c t M o b i l e P h o n e N o < / S e l l T o C o n t a c t M o b i l e P h o n e N o > + 
+         < S e l l T o C o n t a c t M o b i l e P h o n e N o L b l   E l e m e n t T y p e = " C o l u m n "   E l e m e n t I d = " 1 4 5 7 5 2 8 4 1 7 "   D a t a T y p e = " L a b e l " > S e l l T o C o n t a c t M o b i l e P h o n e N o L b l < / S e l l T o C o n t a c t M o b i l e P h o n e N o L b l > + 
+         < S e l l T o C o n t a c t P h o n e N o   E l e m e n t T y p e = " C o l u m n "   E l e m e n t I d = " 1 6 1 3 8 2 2 4 8 3 "   D a t a T y p e = " T e x t " > S e l l T o C o n t a c t P h o n e N o < / S e l l T o C o n t a c t P h o n e N o > + 
+         < S e l l T o C o n t a c t P h o n e N o L b l   E l e m e n t T y p e = " C o l u m n "   E l e m e n t I d = " 1 0 5 0 6 8 6 8 0 9 "   D a t a T y p e = " L a b e l " > S e l l T o C o n t a c t P h o n e N o L b l < / S e l l T o C o n t a c t P h o n e N o L b l > + 
+         < S e l l t o C u s t o m e r N o   E l e m e n t T y p e = " C o l u m n "   E l e m e n t I d = " 2 0 5 0 6 4 7 3 4 9 "   D a t a T y p e = " C o d e " > S e l l t o C u s t o m e r N o < / S e l l t o C u s t o m e r N o > + 
+         < S e l l t o C u s t o m e r N o _ L b l   E l e m e n t T y p e = " C o l u m n "   E l e m e n t I d = " 2 9 8 3 8 1 5 1 2 "   D a t a T y p e = " S t r i n g " > S e l l t o C u s t o m e r N o _ L b l < / S e l l t o C u s t o m e r N o _ L b l > + 
+         < S e l l T o P h o n e N o   E l e m e n t T y p e = " C o l u m n "   E l e m e n t I d = " 7 5 1 9 3 1 8 4 3 "   D a t a T y p e = " T e x t " > S e l l T o P h o n e N o < / S e l l T o P h o n e N o > + 
+         < S e r i a l N o C a p t i o n   E l e m e n t T y p e = " C o l u m n "   E l e m e n t I d = " 7 8 9 6 3 2 7 2 2 "   D a t a T y p e = " L a b e l " > S e r i a l N o C a p t i o n < / S e r i a l N o C a p t i o n > + 
+         < S h i p m e n t D a t e   E l e m e n t T y p e = " C o l u m n "   E l e m e n t I d = " 9 3 1 1 1 1 4 6 5 "   D a t a T y p e = " S t r i n g " > S h i p m e n t D a t e < / S h i p m e n t D a t e > + 
+         < S h i p m e n t D a t e _ L b l   E l e m e n t T y p e = " C o l u m n "   E l e m e n t I d = " 6 1 4 4 0 0 3 6 4 "   D a t a T y p e = " S t r i n g " > S h i p m e n t D a t e _ L b l < / S h i p m e n t D a t e _ L b l > + 
+         < S h i p m e n t M e t h o d D e s c r i p t i o n   E l e m e n t T y p e = " C o l u m n "   E l e m e n t I d = " 2 0 5 9 4 0 3 2 6 0 "   D a t a T y p e = " T e x t " > S h i p m e n t M e t h o d D e s c r i p t i o n < / S h i p m e n t M e t h o d D e s c r i p t i o n > + 
+         < S h i p m e n t M e t h o d D e s c r i p t i o n _ L b l   E l e m e n t T y p e = " C o l u m n "   E l e m e n t I d = " 1 1 7 9 9 7 8 4 6 5 "   D a t a T y p e = " L a b e l " > S h i p m e n t M e t h o d D e s c r i p t i o n _ L b l < / S h i p m e n t M e t h o d D e s c r i p t i o n _ L b l > + 
+         < S h i p m e n t _ L b l   E l e m e n t T y p e = " C o l u m n "   E l e m e n t I d = " 2 0 8 5 7 6 7 1 2 0 "   D a t a T y p e = " L a b e l " > S h i p m e n t _ L b l < / S h i p m e n t _ L b l > + 
+         < S h i p p i n g A g e n t C o d e   E l e m e n t T y p e = " C o l u m n "   E l e m e n t I d = " 1 6 7 0 1 5 5 2 6 9 "   D a t a T y p e = " C o d e " > S h i p p i n g A g e n t C o d e < / S h i p p i n g A g e n t C o d e > + 
+         < S h i p p i n g A g e n t C o d e _ L b l   E l e m e n t T y p e = " C o l u m n "   E l e m e n t I d = " 1 1 5 3 2 0 1 3 4 "   D a t a T y p e = " S t r i n g " > S h i p p i n g A g e n t C o d e _ L b l < / S h i p p i n g A g e n t C o d e _ L b l > + 
+         < S h i p T o A d d r e s s 1   E l e m e n t T y p e = " C o l u m n "   E l e m e n t I d = " 1 3 5 7 6 7 2 8 6 1 "   D a t a T y p e = " T e x t " > S h i p T o A d d r e s s 1 < / S h i p T o A d d r e s s 1 > + 
+         < S h i p T o A d d r e s s 2   E l e m e n t T y p e = " C o l u m n "   E l e m e n t I d = " 1 0 2 4 2 0 4 5 8 4 "   D a t a T y p e = " T e x t " > S h i p T o A d d r e s s 2 < / S h i p T o A d d r e s s 2 > + 
+         < S h i p T o A d d r e s s 3   E l e m e n t T y p e = " C o l u m n "   E l e m e n t I d = " 1 6 6 1 9 0 1 2 0 1 "   D a t a T y p e = " T e x t " > S h i p T o A d d r e s s 3 < / S h i p T o A d d r e s s 3 > + 
+         < S h i p T o A d d r e s s 4   E l e m e n t T y p e = " C o l u m n "   E l e m e n t I d = " 5 5 5 4 1 6 9 9 0 "   D a t a T y p e = " T e x t " > S h i p T o A d d r e s s 4 < / S h i p T o A d d r e s s 4 > + 
+         < S h i p T o A d d r e s s 5   E l e m e n t T y p e = " C o l u m n "   E l e m e n t I d = " 1 1 9 3 1 1 3 6 0 7 "   D a t a T y p e = " T e x t " > S h i p T o A d d r e s s 5 < / S h i p T o A d d r e s s 5 > + 
+         < S h i p T o A d d r e s s 6   E l e m e n t T y p e = " C o l u m n "   E l e m e n t I d = " 7 1 9 9 7 6 2 4 4 "   D a t a T y p e = " T e x t " > S h i p T o A d d r e s s 6 < / S h i p T o A d d r e s s 6 > + 
+         < S h i p T o A d d r e s s 7   E l e m e n t T y p e = " C o l u m n "   E l e m e n t I d = " 8 2 2 7 9 6 2 7 "   D a t a T y p e = " T e x t " > S h i p T o A d d r e s s 7 < / S h i p T o A d d r e s s 7 > + 
+         < S h i p T o A d d r e s s 8   E l e m e n t T y p e = " C o l u m n "   E l e m e n t I d = " 1 4 9 2 9 9 2 1 7 8 "   D a t a T y p e = " T e x t " > S h i p T o A d d r e s s 8 < / S h i p T o A d d r e s s 8 > + 
+         < S h i p T o A d d r e s s _ L b l   E l e m e n t T y p e = " C o l u m n "   E l e m e n t I d = " 1 6 5 0 5 0 5 0 1 7 "   D a t a T y p e = " L a b e l " > S h i p T o A d d r e s s _ L b l < / S h i p T o A d d r e s s _ L b l > + 
+         < S h i p T o P h o n e N o   E l e m e n t T y p e = " C o l u m n "   E l e m e n t I d = " 3 6 9 7 0 2 2 5 5 "   D a t a T y p e = " T e x t " > S h i p T o P h o n e N o < / S h i p T o P h o n e N o > + 
+         < S h o w C u s t A d d r e s s   E l e m e n t T y p e = " C o l u m n "   E l e m e n t I d = " 7 6 1 8 0 5 5 6 7 "   D a t a T y p e = " B o o l e a n " > S h o w C u s t A d d r e s s < / S h o w C u s t A d d r e s s > + 
+         < S h o w L o t S N   E l e m e n t T y p e = " C o l u m n "   E l e m e n t I d = " 1 4 2 4 2 5 0 5 6 4 "   D a t a T y p e = " B o o l e a n " > S h o w L o t S N < / S h o w L o t S N > + 
+         < S h o w W o r k D e s c r i p t i o n   E l e m e n t T y p e = " C o l u m n "   E l e m e n t I d = " 7 8 5 4 6 8 8 6 5 "   D a t a T y p e = " B o o l e a n " > S h o w W o r k D e s c r i p t i o n < / S h o w W o r k D e s c r i p t i o n > + 
+         < S u b t o t a l _ L b l   E l e m e n t T y p e = " C o l u m n "   E l e m e n t I d = " 1 9 6 7 7 9 5 1 4 2 "   D a t a T y p e = " L a b e l " > S u b t o t a l _ L b l < / S u b t o t a l _ L b l > + 
+         < T h a n k s _ L b l   E l e m e n t T y p e = " C o l u m n "   E l e m e n t I d = " 2 1 0 3 3 0 5 5 2 5 "   D a t a T y p e = " L a b e l " > T h a n k s _ L b l < / T h a n k s _ L b l > + 
+         < T o t a l _ L b l   E l e m e n t T y p e = " C o l u m n "   E l e m e n t I d = " 1 2 1 0 1 0 0 8 7 8 "   D a t a T y p e = " L a b e l " > T o t a l _ L b l < / T o t a l _ L b l > + 
+         < V A T R e g i s t r a t i o n N o   E l e m e n t T y p e = " C o l u m n "   E l e m e n t I d = " 1 8 8 9 1 9 5 4 0 2 "   D a t a T y p e = " T e x t " > V A T R e g i s t r a t i o n N o < / V A T R e g i s t r a t i o n N o > + 
+         < V A T R e g i s t r a t i o n N o _ L b l   E l e m e n t T y p e = " C o l u m n "   E l e m e n t I d = " 1 4 2 4 6 1 6 0 8 5 "   D a t a T y p e = " T e x t " > V A T R e g i s t r a t i o n N o _ L b l < / V A T R e g i s t r a t i o n N o _ L b l > + 
+         < w a n B i l l T o A d d r e s s   E l e m e n t T y p e = " C o l u m n "   E l e m e n t I d = " 1 8 0 1 1 9 3 1 2 5 "   D a t a T y p e = " T e x t " > w a n B i l l T o A d d r e s s < / w a n B i l l T o A d d r e s s > + 
+         < w a n B i l l T o A d d r e s s _ L b l   E l e m e n t T y p e = " C o l u m n "   E l e m e n t I d = " 6 2 7 8 7 5 1 1 0 "   D a t a T y p e = " T e x t " > w a n B i l l T o A d d r e s s _ L b l < / w a n B i l l T o A d d r e s s _ L b l > + 
+         < w a n C o m p a n y A d d r e s s   E l e m e n t T y p e = " C o l u m n "   E l e m e n t I d = " 2 0 9 2 2 7 1 6 4 "   D a t a T y p e = " T e x t " > w a n C o m p a n y A d d r e s s < / w a n C o m p a n y A d d r e s s > + 
+         < w a n C o m p a n y C o n t a c t I n f o   E l e m e n t T y p e = " C o l u m n "   E l e m e n t I d = " 1 1 1 9 2 3 4 2 7 6 "   D a t a T y p e = " T e x t " > w a n C o m p a n y C o n t a c t I n f o < / w a n C o m p a n y C o n t a c t I n f o > + 
+         < w a n C o m p a n y L e g a l I n f o   E l e m e n t T y p e = " C o l u m n "   E l e m e n t I d = " 1 5 3 9 5 4 1 8 8 7 "   D a t a T y p e = " T e x t " > w a n C o m p a n y L e g a l I n f o < / w a n C o m p a n y L e g a l I n f o > + 
+         < w a n O u r A c c o u n t N o   E l e m e n t T y p e = " C o l u m n "   E l e m e n t I d = " 3 5 0 8 5 8 3 4 9 "   D a t a T y p e = " T e x t " > w a n O u r A c c o u n t N o < / w a n O u r A c c o u n t N o > + 
+         < w a n O u r A c c o u n t N o _ L b l   E l e m e n t T y p e = " C o l u m n "   E l e m e n t I d = " 2 5 2 6 9 6 4 8 "   D a t a T y p e = " T e x t " > w a n O u r A c c o u n t N o _ L b l < / w a n O u r A c c o u n t N o _ L b l > + 
+         < w a n S e l l T o A d d r e s s   E l e m e n t T y p e = " C o l u m n "   E l e m e n t I d = " 8 9 7 4 6 9 6 3 4 "   D a t a T y p e = " T e x t " > w a n S e l l T o A d d r e s s < / w a n S e l l T o A d d r e s s > + 
+         < w a n S e l l T o A d d r e s s _ L b l   E l e m e n t T y p e = " C o l u m n "   E l e m e n t I d = " 1 9 9 4 7 7 7 8 9 "   D a t a T y p e = " T e x t " > w a n S e l l T o A d d r e s s _ L b l < / w a n S e l l T o A d d r e s s _ L b l > + 
+         < w a n S e l l T o C o n t a c t   E l e m e n t T y p e = " C o l u m n "   E l e m e n t I d = " 6 9 8 8 6 7 0 4 0 "   D a t a T y p e = " T e x t " > w a n S e l l T o C o n t a c t < / w a n S e l l T o C o n t a c t > + 
+         < w a n S e l l T o C o n t a c t _ L b l   E l e m e n t T y p e = " C o l u m n "   E l e m e n t I d = " 1 1 7 1 3 6 5 7 5 7 "   D a t a T y p e = " S t r i n g " > w a n S e l l T o C o n t a c t _ L b l < / w a n S e l l T o C o n t a c t _ L b l > + 
+         < w a n S e l l T o E m a i l   E l e m e n t T y p e = " C o l u m n "   E l e m e n t I d = " 5 7 3 4 4 4 9 8 8 "   D a t a T y p e = " T e x t " > w a n S e l l T o E m a i l < / w a n S e l l T o E m a i l > + 
+         < w a n S e l l T o E m a i l _ L b l   E l e m e n t T y p e = " C o l u m n "   E l e m e n t I d = " 1 7 4 0 5 0 1 4 0 7 "   D a t a T y p e = " S t r i n g " > w a n S e l l T o E m a i l _ L b l < / w a n S e l l T o E m a i l _ L b l > + 
+         < w a n S e l l T o P h o n e N o   E l e m e n t T y p e = " C o l u m n "   E l e m e n t I d = " 8 5 7 6 0 6 5 3 9 "   D a t a T y p e = " T e x t " > w a n S e l l T o P h o n e N o < / w a n S e l l T o P h o n e N o > + 
+         < w a n S e l l T o P h o n e N o _ L b l   E l e m e n t T y p e = " C o l u m n "   E l e m e n t I d = " 1 7 6 2 4 2 6 3 6 0 "   D a t a T y p e = " L a b e l " > w a n S e l l T o P h o n e N o _ L b l < / w a n S e l l T o P h o n e N o _ L b l > + 
+         < w a n S h i p p i n g A g e n t N a m e   E l e m e n t T y p e = " C o l u m n "   E l e m e n t I d = " 1 2 1 1 4 2 5 6 4 1 "   D a t a T y p e = " T e x t " > w a n S h i p p i n g A g e n t N a m e < / w a n S h i p p i n g A g e n t N a m e > + 
+         < w a n S h i p p i n g A g e n t N a m e _ L b l   E l e m e n t T y p e = " C o l u m n "   E l e m e n t I d = " 1 5 7 4 6 4 4 0 1 2 "   D a t a T y p e = " S t r i n g " > w a n S h i p p i n g A g e n t N a m e _ L b l < / w a n S h i p p i n g A g e n t N a m e _ L b l > + 
+         < w a n S h i p p i n g A g e n t S e r v i c e s   E l e m e n t T y p e = " C o l u m n "   E l e m e n t I d = " 1 9 7 5 9 3 8 7 4 4 "   D a t a T y p e = " T e x t " > w a n S h i p p i n g A g e n t S e r v i c e s < / w a n S h i p p i n g A g e n t S e r v i c e s > + 
+         < w a n S h i p p i n g A g e n t S e r v i c e s _ L b l   E l e m e n t T y p e = " C o l u m n "   E l e m e n t I d = " 2 6 6 8 2 2 4 2 7 "   D a t a T y p e = " S t r i n g " > w a n S h i p p i n g A g e n t S e r v i c e s _ L b l < / w a n S h i p p i n g A g e n t S e r v i c e s _ L b l > + 
+         < w a n S h i p T o A d d r e s s   E l e m e n t T y p e = " C o l u m n "   E l e m e n t I d = " 7 4 3 5 9 4 0 1 8 "   D a t a T y p e = " T e x t " > w a n S h i p T o A d d r e s s < / w a n S h i p T o A d d r e s s > + 
+         < w a n S h i p T o A d d r e s s _ L b l   E l e m e n t T y p e = " C o l u m n "   E l e m e n t I d = " 1 6 1 7 8 8 9 9 8 3 "   D a t a T y p e = " T e x t " > w a n S h i p T o A d d r e s s _ L b l < / w a n S h i p T o A d d r e s s _ L b l > + 
+         < Y o u r D o c u m e n t T i t l e _ L b l   E l e m e n t T y p e = " C o l u m n "   E l e m e n t I d = " 1 8 2 1 7 1 6 9 3 4 "   D a t a T y p e = " L a b e l " > Y o u r D o c u m e n t T i t l e _ L b l < / Y o u r D o c u m e n t T i t l e _ L b l > + 
+         < Y o u r R e f e r e n c e   E l e m e n t T y p e = " C o l u m n "   E l e m e n t I d = " 1 1 0 3 9 9 5 1 "   D a t a T y p e = " T e x t " > Y o u r R e f e r e n c e < / Y o u r R e f e r e n c e > + 
+         < Y o u r R e f e r e n c e _ L b l   E l e m e n t T y p e = " C o l u m n "   E l e m e n t I d = " 4 6 5 4 7 7 4 2 6 "   D a t a T y p e = " S t r i n g " > Y o u r R e f e r e n c e _ L b l < / Y o u r R e f e r e n c e _ L b l > + 
+         < L i n e   E l e m e n t T y p e = " D a t a I t e m "   E l e m e n t I d = " 4 1 1 9 7 6 1 3 3 " > + 
+             < D e s c r i p t i o n _ L i n e   E l e m e n t T y p e = " C o l u m n "   E l e m e n t I d = " 1 4 0 6 8 2 2 3 1 0 "   D a t a T y p e = " T e x t " > D e s c r i p t i o n _ L i n e < / D e s c r i p t i o n _ L i n e > + 
+             < D e s c r i p t i o n _ L i n e _ L b l   E l e m e n t T y p e = " C o l u m n "   E l e m e n t I d = " 2 1 1 8 9 5 1 4 9 5 "   D a t a T y p e = " S t r i n g " > D e s c r i p t i o n _ L i n e _ L b l < / D e s c r i p t i o n _ L i n e _ L b l > + 
+             < I t e m N o _ L i n e   E l e m e n t T y p e = " C o l u m n "   E l e m e n t I d = " 1 9 1 0 2 9 6 2 8 8 "   D a t a T y p e = " C o d e " > I t e m N o _ L i n e < / I t e m N o _ L i n e > + 
+             < I t e m N o _ L i n e _ L b l   E l e m e n t T y p e = " C o l u m n "   E l e m e n t I d = " 1 3 4 0 0 7 9 6 1 3 "   D a t a T y p e = " S t r i n g " > I t e m N o _ L i n e _ L b l < / I t e m N o _ L i n e _ L b l > + 
+             < I t e m R e f e r e n c e N o _ L i n e   E l e m e n t T y p e = " C o l u m n "   E l e m e n t I d = " 9 2 7 2 3 5 7 "   D a t a T y p e = " C o d e " > I t e m R e f e r e n c e N o _ L i n e < / I t e m R e f e r e n c e N o _ L i n e > + 
+             < I t e m R e f e r e n c e N o _ L i n e _ L b l   E l e m e n t T y p e = " C o l u m n "   E l e m e n t I d = " 1 9 8 0 6 3 1 1 3 0 "   D a t a T y p e = " S t r i n g " > I t e m R e f e r e n c e N o _ L i n e _ L b l < / I t e m R e f e r e n c e N o _ L i n e _ L b l > + 
+             < J o b N o   E l e m e n t T y p e = " C o l u m n "   E l e m e n t I d = " 1 8 1 5 5 8 0 3 6 5 "   D a t a T y p e = " C o d e " > J o b N o < / J o b N o > + 
+             < J o b N o _ L b l   E l e m e n t T y p e = " C o l u m n "   E l e m e n t I d = " 1 8 9 7 0 9 4 2 6 "   D a t a T y p e = " T e x t " > J o b N o _ L b l < / J o b N o _ L b l > + 
+             < J o b T a s k D e s c r i p t i o n   E l e m e n t T y p e = " C o l u m n "   E l e m e n t I d = " 1 0 6 5 5 0 2 3 4 3 "   D a t a T y p e = " T e x t " > J o b T a s k D e s c r i p t i o n < / J o b T a s k D e s c r i p t i o n > + 
+             < J o b T a s k D e s c _ L b l   E l e m e n t T y p e = " C o l u m n "   E l e m e n t I d = " 5 4 8 3 1 0 0 2 7 "   D a t a T y p e = " L a b e l " > J o b T a s k D e s c _ L b l < / J o b T a s k D e s c _ L b l > + 
+             < J o b T a s k N o   E l e m e n t T y p e = " C o l u m n "   E l e m e n t I d = " 9 4 0 0 8 9 4 5 8 "   D a t a T y p e = " C o d e " > J o b T a s k N o < / J o b T a s k N o > + 
+             < J o b T a s k N o _ L b l   E l e m e n t T y p e = " C o l u m n "   E l e m e n t I d = " 6 2 2 6 5 1 9 4 9 "   D a t a T y p e = " T e x t " > J o b T a s k N o _ L b l < / J o b T a s k N o _ L b l > + 
+             < L i n e N o _ L i n e   E l e m e n t T y p e = " C o l u m n "   E l e m e n t I d = " 6 9 8 9 8 5 9 7 9 "   D a t a T y p e = " I n t e g e r " > L i n e N o _ L i n e < / L i n e N o _ L i n e > + 
+             < Q t y _ L b l   E l e m e n t T y p e = " C o l u m n "   E l e m e n t I d = " 2 6 3 6 7 3 7 6 4 "   D a t a T y p e = " L a b e l " > Q t y _ L b l < / Q t y _ L b l > + 
+             < Q u a n t i t y _ L i n e   E l e m e n t T y p e = " C o l u m n "   E l e m e n t I d = " 1 0 6 8 5 4 3 5 3 7 "   D a t a T y p e = " T e x t " > Q u a n t i t y _ L i n e < / Q u a n t i t y _ L i n e > + 
+             < Q u a n t i t y _ L i n e _ L b l   E l e m e n t T y p e = " C o l u m n "   E l e m e n t I d = " 2 0 3 4 5 0 6 8 0 2 "   D a t a T y p e = " S t r i n g " > Q u a n t i t y _ L i n e _ L b l < / Q u a n t i t y _ L i n e _ L b l > + 
+             < S h i p m e n t D a t e _ L i n e   E l e m e n t T y p e = " C o l u m n "   E l e m e n t I d = " 1 6 7 3 3 7 5 4 1 6 "   D a t a T y p e = " S t r i n g " > S h i p m e n t D a t e _ L i n e < / S h i p m e n t D a t e _ L i n e > + 
+             < S h i p m e n t D a t e _ L i n e _ L b l   E l e m e n t T y p e = " C o l u m n "   E l e m e n t I d = " 8 5 3 2 2 4 3 6 3 "   D a t a T y p e = " L a b e l " > S h i p m e n t D a t e _ L i n e _ L b l < / S h i p m e n t D a t e _ L i n e _ L b l > + 
+             < T y p e _ L i n e   E l e m e n t T y p e = " C o l u m n "   E l e m e n t I d = " 2 7 2 8 0 4 9 2 4 "   D a t a T y p e = " S t r i n g " > T y p e _ L i n e < / T y p e _ L i n e > + 
+             < U n i t O f M e a s u r e   E l e m e n t T y p e = " C o l u m n "   E l e m e n t I d = " 1 8 0 8 2 2 8 0 1 8 "   D a t a T y p e = " T e x t " > U n i t O f M e a s u r e < / U n i t O f M e a s u r e > + 
+             < U n i t O f M e a s u r e _ L b l   E l e m e n t T y p e = " C o l u m n "   E l e m e n t I d = " 9 8 1 9 5 1 2 4 9 "   D a t a T y p e = " S t r i n g " > U n i t O f M e a s u r e _ L b l < / U n i t O f M e a s u r e _ L b l > + 
+             < U n i t s _ p e r _ P a r c e l   E l e m e n t T y p e = " C o l u m n "   E l e m e n t I d = " 3 6 9 3 6 4 0 9 0 "   D a t a T y p e = " D e c i m a l " > U n i t s _ p e r _ P a r c e l < / U n i t s _ p e r _ P a r c e l > + 
+             < U n i t s _ p e r _ P a r c e l _ L b l   E l e m e n t T y p e = " C o l u m n "   E l e m e n t I d = " 1 8 0 7 6 9 1 8 9 "   D a t a T y p e = " L a b e l " > U n i t s _ p e r _ P a r c e l _ L b l < / U n i t s _ p e r _ P a r c e l _ L b l > + 
+             < U n i t _ G r o s s _ W e i g h t   E l e m e n t T y p e = " C o l u m n "   E l e m e n t I d = " 1 1 3 4 3 9 2 0 8 9 "   D a t a T y p e = " D e c i m a l " > U n i t _ G r o s s _ W e i g h t < / U n i t _ G r o s s _ W e i g h t > + 
+             < U n i t _ G r o s s _ W e i g h t _ L b l   E l e m e n t T y p e = " C o l u m n "   E l e m e n t I d = " 5 3 7 7 0 6 5 2 4 "   D a t a T y p e = " L a b e l " > U n i t _ G r o s s _ W e i g h t _ L b l < / U n i t _ G r o s s _ W e i g h t _ L b l > + 
+             < U n i t _ L b l   E l e m e n t T y p e = " C o l u m n "   E l e m e n t I d = " 8 1 4 3 6 4 3 1 8 "   D a t a T y p e = " L a b e l " > U n i t _ L b l < / U n i t _ L b l > + 
+             < U n i t _ N e t _ W e i g h t   E l e m e n t T y p e = " C o l u m n "   E l e m e n t I d = " 1 0 1 3 5 4 1 3 8 8 "   D a t a T y p e = " D e c i m a l " > U n i t _ N e t _ W e i g h t < / U n i t _ N e t _ W e i g h t > + 
+             < U n i t _ N e t _ W e i g h t _ L b l   E l e m e n t T y p e = " C o l u m n "   E l e m e n t I d = " 9 9 6 2 5 2 4 6 3 "   D a t a T y p e = " L a b e l " > U n i t _ N e t _ W e i g h t _ L b l < / U n i t _ N e t _ W e i g h t _ L b l > + 
+             < U n i t _ V o l u m e   E l e m e n t T y p e = " C o l u m n "   E l e m e n t I d = " 1 0 9 8 3 4 0 2 6 8 "   D a t a T y p e = " D e c i m a l " > U n i t _ V o l u m e < / U n i t _ V o l u m e > + 
+             < U n i t _ V o l u m e _ L b l   E l e m e n t T y p e = " C o l u m n "   E l e m e n t I d = " 9 0 2 2 4 9 5 8 5 "   D a t a T y p e = " L a b e l " > U n i t _ V o l u m e _ L b l < / U n i t _ V o l u m e _ L b l > + 
+             < w a n M e m o P a d   E l e m e n t T y p e = " C o l u m n "   E l e m e n t I d = " 7 2 4 4 0 8 5 0 6 "   D a t a T y p e = " T e x t " > w a n M e m o P a d < / w a n M e m o P a d > + 
+             < w a n Q u a n t i t y _ U O M   E l e m e n t T y p e = " C o l u m n "   E l e m e n t I d = " 1 4 7 2 0 9 1 8 9 4 "   D a t a T y p e = " T e x t " > w a n Q u a n t i t y _ U O M < / w a n Q u a n t i t y _ U O M > + 
+             < A s s e m b l y L i n e   E l e m e n t T y p e = " D a t a I t e m "   E l e m e n t I d = " 1 2 0 5 9 4 2 8 5 " > + 
+                 < D e s c r i p t i o n _ A s s e m b l y L i n e   E l e m e n t T y p e = " C o l u m n "   E l e m e n t I d = " 2 8 0 7 4 3 7 9 6 "   D a t a T y p e = " T e x t " > D e s c r i p t i o n _ A s s e m b l y L i n e < / D e s c r i p t i o n _ A s s e m b l y L i n e > + 
+                 < L i n e N o _ A s s e m b l y L i n e   E l e m e n t T y p e = " C o l u m n "   E l e m e n t I d = " 6 4 0 5 8 3 8 9 1 "   D a t a T y p e = " C o d e " > L i n e N o _ A s s e m b l y L i n e < / L i n e N o _ A s s e m b l y L i n e > + 
+                 < Q u a n t i t y _ A s s e m b l y L i n e   E l e m e n t T y p e = " C o l u m n "   E l e m e n t I d = " 1 9 5 7 6 4 8 2 3 1 "   D a t a T y p e = " D e c i m a l " > Q u a n t i t y _ A s s e m b l y L i n e < / Q u a n t i t y _ A s s e m b l y L i n e > + 
+                 < U n i t O f M e a s u r e _ A s s e m b l y L i n e   E l e m e n t T y p e = " C o l u m n "   E l e m e n t I d = " 1 6 4 9 1 2 3 7 7 3 "   D a t a T y p e = " T e x t " > U n i t O f M e a s u r e _ A s s e m b l y L i n e < / U n i t O f M e a s u r e _ A s s e m b l y L i n e > + 
+                 < V a r i a n t C o d e _ A s s e m b l y L i n e   E l e m e n t T y p e = " C o l u m n "   E l e m e n t I d = " 1 8 6 9 4 0 7 6 7 2 "   D a t a T y p e = " C o d e " > V a r i a n t C o d e _ A s s e m b l y L i n e < / V a r i a n t C o d e _ A s s e m b l y L i n e > + 
+             < / A s s e m b l y L i n e > + 
+         < / L i n e > + 
+         < I t e m T r a c k i n g L i n e   E l e m e n t T y p e = " D a t a I t e m "   E l e m e n t I d = " 2 1 1 4 3 6 9 8 2 3 " > + 
+             < T r a c k i n g S p e c B u f f e r D e s c   E l e m e n t T y p e = " C o l u m n "   E l e m e n t I d = " 5 1 8 6 3 7 3 2 2 "   D a t a T y p e = " T e x t " > T r a c k i n g S p e c B u f f e r D e s c < / T r a c k i n g S p e c B u f f e r D e s c > + 
+             < T r a c k i n g S p e c B u f f e r E n t r y N o   E l e m e n t T y p e = " C o l u m n "   E l e m e n t I d = " 1 9 8 2 4 6 2 3 5 4 "   D a t a T y p e = " I n t e g e r " > T r a c k i n g S p e c B u f f e r E n t r y N o < / T r a c k i n g S p e c B u f f e r E n t r y N o > + 
+             < T r a c k i n g S p e c B u f f e r L o t N o   E l e m e n t T y p e = " C o l u m n "   E l e m e n t I d = " 1 0 5 4 9 6 2 7 6 9 "   D a t a T y p e = " C o d e " > T r a c k i n g S p e c B u f f e r L o t N o < / T r a c k i n g S p e c B u f f e r L o t N o > + 
+             < T r a c k i n g S p e c B u f f e r N o   E l e m e n t T y p e = " C o l u m n "   E l e m e n t I d = " 1 7 1 4 7 6 8 9 1 4 "   D a t a T y p e = " C o d e " > T r a c k i n g S p e c B u f f e r N o < / T r a c k i n g S p e c B u f f e r N o > + 
+             < T r a c k i n g S p e c B u f f e r Q t y   E l e m e n t T y p e = " C o l u m n "   E l e m e n t I d = " 1 8 0 4 4 4 1 2 9 9 "   D a t a T y p e = " D e c i m a l " > T r a c k i n g S p e c B u f f e r Q t y < / T r a c k i n g S p e c B u f f e r Q t y > + 
+             < T r a c k i n g S p e c B u f f e r S e r N o   E l e m e n t T y p e = " C o l u m n "   E l e m e n t I d = " 1 8 9 8 2 1 7 6 8 6 "   D a t a T y p e = " C o d e " > T r a c k i n g S p e c B u f f e r S e r N o < / T r a c k i n g S p e c B u f f e r S e r N o > + 
+         < / I t e m T r a c k i n g L i n e > + 
+         < W o r k D e s c r i p t i o n L i n e s   E l e m e n t T y p e = " D a t a I t e m "   E l e m e n t I d = " 2 7 6 8 1 9 4 4 7 " > + 
+             < W o r k D e s c r i p t i o n L i n e   E l e m e n t T y p e = " C o l u m n "   E l e m e n t I d = " 1 9 4 7 6 2 1 6 7 6 "   D a t a T y p e = " T e x t " > W o r k D e s c r i p t i o n L i n e < / W o r k D e s c r i p t i o n L i n e > + 
+             < W o r k D e s c r i p t i o n L i n e N u m b e r   E l e m e n t T y p e = " C o l u m n "   E l e m e n t I d = " 7 9 7 3 0 7 2 2 3 "   D a t a T y p e = " I n t e g e r " > W o r k D e s c r i p t i o n L i n e N u m b e r < / W o r k D e s c r i p t i o n L i n e N u m b e r > + 
+         < / W o r k D e s c r i p t i o n L i n e s > + 
+         < L e f t H e a d e r   E l e m e n t T y p e = " D a t a I t e m "   E l e m e n t I d = " 7 3 4 6 8 0 8 3 3 " > + 
+             < L e f t H e a d e r N a m e   E l e m e n t T y p e = " C o l u m n "   E l e m e n t I d = " 4 3 7 4 2 2 1 8 2 "   D a t a T y p e = " T e x t " > L e f t H e a d e r N a m e < / L e f t H e a d e r N a m e > + 
+             < L e f t H e a d e r V a l u e   E l e m e n t T y p e = " C o l u m n "   E l e m e n t I d = " 2 4 2 1 2 6 3 1 0 "   D a t a T y p e = " T e x t " > L e f t H e a d e r V a l u e < / L e f t H e a d e r V a l u e > + 
+         < / L e f t H e a d e r > + 
+         < R i g h t H e a d e r   E l e m e n t T y p e = " D a t a I t e m "   E l e m e n t I d = " 2 5 4 5 4 4 9 4 6 " > + 
+             < R i g h t H e a d e r N a m e   E l e m e n t T y p e = " C o l u m n "   E l e m e n t I d = " 8 9 8 2 8 7 5 7 "   D a t a T y p e = " T e x t " > R i g h t H e a d e r N a m e < / R i g h t H e a d e r N a m e > + 
+             < R i g h t H e a d e r V a l u e   E l e m e n t T y p e = " C o l u m n "   E l e m e n t I d = " 7 0 6 9 3 8 5 5 9 "   D a t a T y p e = " T e x t " > R i g h t H e a d e r V a l u e < / R i g h t H e a d e r V a l u e > + 
+         < / R i g h t H e a d e r > + 
+         < L e t t e r T e x t   E l e m e n t T y p e = " D a t a I t e m "   E l e m e n t I d = " 1 5 1 0 3 5 3 8 3 4 " > + 
+             < B o d y T e x t   E l e m e n t T y p e = " C o l u m n "   E l e m e n t I d = " 1 4 9 7 5 9 8 0 8 "   D a t a T y p e = " L a b e l " > B o d y T e x t < / B o d y T e x t > + 
+             < C l o s i n g T e x t   E l e m e n t T y p e = " C o l u m n "   E l e m e n t I d = " 5 1 2 1 3 5 9 0 9 "   D a t a T y p e = " L a b e l " > C l o s i n g T e x t < / C l o s i n g T e x t > + 
+             < G r e e t i n g T e x t   E l e m e n t T y p e = " C o l u m n "   E l e m e n t I d = " 1 1 7 5 2 7 9 2 8 9 "   D a t a T y p e = " L a b e l " > G r e e t i n g T e x t < / G r e e t i n g T e x t > + 
+             < w a n B e g i n n i n g C o n t e n t   E l e m e n t T y p e = " C o l u m n "   E l e m e n t I d = " 1 5 8 7 9 4 3 0 9 1 "   D a t a T y p e = " T e x t " > w a n B e g i n n i n g C o n t e n t < / w a n B e g i n n i n g C o n t e n t > + 
+             < w a n E n d i n g C o n t e n t   E l e m e n t T y p e = " C o l u m n "   E l e m e n t I d = " 9 4 3 7 6 0 7 5 7 "   D a t a T y p e = " T e x t " > w a n E n d i n g C o n t e n t < / w a n E n d i n g C o n t e n t > + 
+         < / L e t t e r T e x t > + 
+     < / H e a d e r > + 
+ < / N a v W o r d R e p o r t X m l P a r t > 
+</file>
+
 <file path=customXml/itemProps1.xml><?xml version="1.0" encoding="utf-8"?>
 <ds:datastoreItem xmlns:ds="http://schemas.openxmlformats.org/officeDocument/2006/customXml" ds:itemID="{BE2F8D6C-C031-4FBB-82E3-B2449958CC6F}">
   <ds:schemaRefs>
